--- a/Daily Reports/19_09_2026-CBOT Reports.docx
+++ b/Daily Reports/19_09_2026-CBOT Reports.docx
@@ -104,7 +104,7 @@
           <w:color w:val="5C768D"/>
           <w:sz w:val="19"/>
         </w:rPr>
-        <w:t>Cập nhật tự động qua `macro_tracker.py` vào lúc 00:01 ICT ngày 19/09/2026</w:t>
+        <w:t>Cập nhật tự động qua `macro_tracker.py` vào lúc 01:01 ICT ngày 19/09/2026</w:t>
       </w:r>
     </w:p>
     <w:tbl>
@@ -313,7 +313,7 @@
               <w:rPr>
                 <w:b/>
               </w:rPr>
-              <w:t>99.16 / thùng</w:t>
+              <w:t>99.23 / thùng</w:t>
             </w:r>
           </w:p>
         </w:tc>
@@ -344,7 +344,7 @@
               <w:rPr>
                 <w:b/>
               </w:rPr>
-              <w:t>-5.40%</w:t>
+              <w:t>-5.33%</w:t>
             </w:r>
           </w:p>
         </w:tc>
@@ -442,7 +442,7 @@
               <w:rPr>
                 <w:b/>
               </w:rPr>
-              <w:t>100.29</w:t>
+              <w:t>100.23</w:t>
             </w:r>
           </w:p>
         </w:tc>
@@ -473,7 +473,7 @@
               <w:rPr>
                 <w:b/>
               </w:rPr>
-              <w:t>+0.07%</w:t>
+              <w:t>+0.01%</w:t>
             </w:r>
           </w:p>
         </w:tc>
@@ -1218,7 +1218,7 @@
         <w:rPr>
           <w:b/>
         </w:rPr>
-        <w:t>`99.16` (-5.40%)</w:t>
+        <w:t>`99.23` (-5.33%)</w:t>
       </w:r>
       <w:r>
         <w:t xml:space="preserve"> | DXY: </w:t>
@@ -1227,7 +1227,7 @@
         <w:rPr>
           <w:b/>
         </w:rPr>
-        <w:t>`100.29` (+0.07%)</w:t>
+        <w:t>`100.23` (+0.01%)</w:t>
       </w:r>
       <w:r>
         <w:t xml:space="preserve"> | Lúa mì CBOT: </w:t>
@@ -1236,7 +1236,7 @@
         <w:rPr>
           <w:b/>
         </w:rPr>
-        <w:t>`712.00` (-2.10%)</w:t>
+        <w:t>`714.00` (-1.79%)</w:t>
       </w:r>
       <w:r>
         <w:t>.</w:t>
@@ -1270,7 +1270,7 @@
         <w:rPr>
           <w:b/>
         </w:rPr>
-        <w:t>`706.00 cents`</w:t>
+        <w:t>`711.25 cents`</w:t>
       </w:r>
       <w:r>
         <w:t xml:space="preserve"> (HĐ ZWZ26).</w:t>
@@ -1310,7 +1310,7 @@
           <w:b/>
           <w:color w:val="15803D"/>
         </w:rPr>
-        <w:t>Canh Mua gom DCA dài hạn quyết liệt quanh vùng biên độ hỗ trợ `671.50 - 706.00 cents` (HĐ ZWZ26)</w:t>
+        <w:t>Canh Mua gom DCA dài hạn quyết liệt quanh vùng biên độ hỗ trợ `671.50 - 711.25 cents` (HĐ ZWZ26)</w:t>
       </w:r>
       <w:r>
         <w:t>, tuyệt đối tránh hoảng loạn bán tháo cắt lỗ.</w:t>
@@ -1350,7 +1350,7 @@
           <w:color w:val="5C768D"/>
           <w:sz w:val="19"/>
         </w:rPr>
-        <w:t>Cập nhật tự động lúc 00:01 ICT ngày 19/09/2026 — Nguồn: NOAA, USDA, BOM Australia</w:t>
+        <w:t>Cập nhật tự động lúc 01:01 ICT ngày 19/09/2026 — Nguồn: NOAA, USDA, BOM Australia</w:t>
       </w:r>
     </w:p>
     <w:p>
@@ -3618,7 +3618,7 @@
               <w:rPr>
                 <w:b/>
               </w:rPr>
-              <w:t>526.50</w:t>
+              <w:t>527.75</w:t>
             </w:r>
           </w:p>
         </w:tc>
@@ -3649,7 +3649,7 @@
               <w:rPr>
                 <w:b/>
               </w:rPr>
-              <w:t>526.56 (+0.06)</w:t>
+              <w:t>527.82 (+0.07)</w:t>
             </w:r>
           </w:p>
         </w:tc>
@@ -3677,7 +3677,7 @@
             </w:pPr>
             <w:r/>
             <w:r>
-              <w:t>Bearish (529.35 &lt; 530.93)</w:t>
+              <w:t>Bearish (529.23 &lt; 530.82)</w:t>
             </w:r>
           </w:p>
         </w:tc>
@@ -3866,7 +3866,7 @@
               <w:rPr>
                 <w:b/>
               </w:rPr>
-              <w:t>712.00</w:t>
+              <w:t>714.25</w:t>
             </w:r>
           </w:p>
         </w:tc>
@@ -3897,7 +3897,7 @@
               <w:rPr>
                 <w:b/>
               </w:rPr>
-              <w:t>714.34 (+2.34)</w:t>
+              <w:t>715.21 (+0.96)</w:t>
             </w:r>
           </w:p>
         </w:tc>
@@ -3925,7 +3925,7 @@
             </w:pPr>
             <w:r/>
             <w:r>
-              <w:t>Bearish (721.31 &lt; 724.13)</w:t>
+              <w:t>Bearish (720.71 &lt; 723.76)</w:t>
             </w:r>
           </w:p>
         </w:tc>
@@ -3953,7 +3953,7 @@
             </w:pPr>
             <w:r/>
             <w:r>
-              <w:t>2.75 cents</w:t>
+              <w:t>3.25 cents</w:t>
             </w:r>
           </w:p>
         </w:tc>
@@ -4391,7 +4391,7 @@
                 <w:b/>
                 <w:color w:val="15803D"/>
               </w:rPr>
-              <w:t>525.00 - 529.35 cents (Canh mua vùng hỗ trợ)</w:t>
+              <w:t>526.75 - 529.23 cents (Canh mua vùng hỗ trợ)</w:t>
             </w:r>
           </w:p>
         </w:tc>
@@ -4422,7 +4422,7 @@
               <w:rPr>
                 <w:b/>
               </w:rPr>
-              <w:t>470.93 cents (Dưới cản S2 + 1.5x ATR)</w:t>
+              <w:t>471.00 cents (Dưới cản S2 + 1.5x ATR)</w:t>
             </w:r>
           </w:p>
         </w:tc>
@@ -4603,7 +4603,7 @@
               <w:rPr>
                 <w:b/>
               </w:rPr>
-              <w:t>523.50 - 525.00 cents</w:t>
+              <w:t>525.25 - 526.75 cents</w:t>
             </w:r>
           </w:p>
         </w:tc>
@@ -4634,7 +4634,7 @@
               <w:rPr>
                 <w:b/>
               </w:rPr>
-              <w:t>471.87 cents (Chống quét SL tuyệt đối)</w:t>
+              <w:t>471.92 cents (Chống quét SL tuyệt đối)</w:t>
             </w:r>
           </w:p>
         </w:tc>
@@ -4827,7 +4827,7 @@
               <w:rPr>
                 <w:b/>
               </w:rPr>
-              <w:t>530.88 cents</w:t>
+              <w:t>530.83 cents</w:t>
             </w:r>
           </w:p>
         </w:tc>
@@ -4989,7 +4989,7 @@
               <w:rPr>
                 <w:b/>
               </w:rPr>
-              <w:t>466.22 - 473.75 cents</w:t>
+              <w:t>466.42 - 473.75 cents</w:t>
             </w:r>
           </w:p>
         </w:tc>
@@ -5170,7 +5170,7 @@
                 <w:b/>
                 <w:color w:val="B91C1C"/>
               </w:rPr>
-              <w:t>721.31 - 724.13 cents (Canh bán hồi kỹ thuật H1)</w:t>
+              <w:t>720.71 - 723.76 cents (Canh bán hồi kỹ thuật H1)</w:t>
             </w:r>
           </w:p>
         </w:tc>
@@ -5201,7 +5201,7 @@
               <w:rPr>
                 <w:b/>
               </w:rPr>
-              <w:t>801.08 cents (Trên kháng cự R2 + 1.5x ATR)</w:t>
+              <w:t>800.92 cents (Trên kháng cự R2 + 1.5x ATR)</w:t>
             </w:r>
           </w:p>
         </w:tc>
@@ -5237,7 +5237,7 @@
                 <w:color w:val="D97706"/>
                 <w:sz w:val="19"/>
               </w:rPr>
-              <w:t xml:space="preserve"> 706.00 cents </w:t>
+              <w:t xml:space="preserve"> 711.25 cents </w:t>
             </w:r>
             <w:r>
               <w:t xml:space="preserve"> / TP2: </w:t>
@@ -5348,7 +5348,7 @@
                 <w:b/>
                 <w:color w:val="15803D"/>
               </w:rPr>
-              <w:t>Long trung hạn (Swing) (ZWZ26)</w:t>
+              <w:t>Long trung hạn (Swing) (ZWH27)</w:t>
             </w:r>
           </w:p>
         </w:tc>
@@ -5379,7 +5379,7 @@
               <w:rPr>
                 <w:b/>
               </w:rPr>
-              <w:t>704.00 - 706.00 cents</w:t>
+              <w:t>725.75 - 727.75 cents</w:t>
             </w:r>
           </w:p>
         </w:tc>
@@ -5410,7 +5410,7 @@
               <w:rPr>
                 <w:b/>
               </w:rPr>
-              <w:t>667.45 cents</w:t>
+              <w:t>684.66 cents</w:t>
             </w:r>
           </w:p>
         </w:tc>
@@ -5441,7 +5441,7 @@
               <w:rPr>
                 <w:b/>
               </w:rPr>
-              <w:t>715.00 cents (Đón sóng hồi trung hạn ~14.5 giá)</w:t>
+              <w:t>732.75 cents (Đón sóng hồi trung hạn ~14.5 giá)</w:t>
             </w:r>
           </w:p>
         </w:tc>
@@ -5541,7 +5541,7 @@
                 <w:b/>
                 <w:color w:val="B91C1C"/>
               </w:rPr>
-              <w:t>Short trung hạn (Swing) (ZWZ26)</w:t>
+              <w:t>Short trung hạn (Swing) (ZWH27)</w:t>
             </w:r>
           </w:p>
         </w:tc>
@@ -5572,7 +5572,7 @@
               <w:rPr>
                 <w:b/>
               </w:rPr>
-              <w:t>715.00 - 717.00 cents</w:t>
+              <w:t>732.75 - 734.75 cents</w:t>
             </w:r>
           </w:p>
         </w:tc>
@@ -5603,7 +5603,7 @@
               <w:rPr>
                 <w:b/>
               </w:rPr>
-              <w:t>719.05 cents</w:t>
+              <w:t>736.34 cents</w:t>
             </w:r>
           </w:p>
         </w:tc>
@@ -5634,7 +5634,7 @@
               <w:rPr>
                 <w:b/>
               </w:rPr>
-              <w:t>671.50 cents (Thuận xu hướng giảm ngắn hạn)</w:t>
+              <w:t>688.25 cents (Thuận xu hướng giảm ngắn hạn)</w:t>
             </w:r>
           </w:p>
         </w:tc>
@@ -5765,7 +5765,7 @@
               <w:rPr>
                 <w:b/>
               </w:rPr>
-              <w:t>655.30 - 671.50 cents</w:t>
+              <w:t>655.72 - 671.50 cents</w:t>
             </w:r>
           </w:p>
         </w:tc>
@@ -11653,7 +11653,7 @@
         <w:t>Giá Chốt Phiên (Close):</w:t>
       </w:r>
       <w:r>
-        <w:t xml:space="preserve"> 526.50 cents | </w:t>
+        <w:t xml:space="preserve"> 527.75 cents | </w:t>
       </w:r>
       <w:r>
         <w:rPr>
@@ -11668,10 +11668,10 @@
         <w:rPr>
           <w:b/>
         </w:rPr>
-        <w:t>`526.56 cents`</w:t>
+        <w:t>`527.82 cents`</w:t>
       </w:r>
       <w:r>
-        <w:t xml:space="preserve"> (+0.06).</w:t>
+        <w:t xml:space="preserve"> (+0.07).</w:t>
       </w:r>
     </w:p>
     <w:p>
@@ -11692,7 +11692,7 @@
         <w:rPr>
           <w:b/>
         </w:rPr>
-        <w:t>`134,195`</w:t>
+        <w:t>`145,635`</w:t>
       </w:r>
       <w:r>
         <w:t xml:space="preserve"> (Chênh lệch: </w:t>
@@ -11701,7 +11701,7 @@
         <w:rPr>
           <w:b/>
         </w:rPr>
-        <w:t>`-66,922`</w:t>
+        <w:t>`-55,482`</w:t>
       </w:r>
       <w:r>
         <w:t xml:space="preserve">) | OI: </w:t>
@@ -11743,7 +11743,7 @@
         <w:rPr>
           <w:b/>
         </w:rPr>
-        <w:t>`Shooting Star / Bearish Pinbar (Nến búa ngược đảo chiều giảm)`</w:t>
+        <w:t>`Không phát hiện mô hình nến đặc biệt`</w:t>
       </w:r>
     </w:p>
     <w:p>
@@ -11785,10 +11785,10 @@
         <w:rPr>
           <w:b/>
         </w:rPr>
-        <w:t>GIẢM MẠNH MẼ (Strong Bearish Confirmation):</w:t>
+        <w:t>TÍCH LŨY TIÊU CỰC (Distribution):</w:t>
       </w:r>
       <w:r>
-        <w:t xml:space="preserve"> Mô hình nến giảm đi kèm dòng tiền rút ra/áp lực bán tháo lớn, rủi ro sụt giảm tiếp diễn cao.</w:t>
+        <w:t xml:space="preserve"> Nến đi ngang nhưng dòng tiền rút dần (OI giảm), cảnh báo rủi ro suy sụt sắp tới.</w:t>
       </w:r>
     </w:p>
     <w:p>
@@ -12034,7 +12034,7 @@
               <w:rPr>
                 <w:b/>
               </w:rPr>
-              <w:t>99.16</w:t>
+              <w:t>99.23</w:t>
             </w:r>
           </w:p>
         </w:tc>
@@ -12065,7 +12065,7 @@
               <w:rPr>
                 <w:b/>
               </w:rPr>
-              <w:t>-5.40%</w:t>
+              <w:t>-5.33%</w:t>
             </w:r>
           </w:p>
         </w:tc>
@@ -12157,7 +12157,7 @@
               <w:rPr>
                 <w:b/>
               </w:rPr>
-              <w:t>100.29</w:t>
+              <w:t>100.23</w:t>
             </w:r>
           </w:p>
         </w:tc>
@@ -12188,7 +12188,7 @@
               <w:rPr>
                 <w:b/>
               </w:rPr>
-              <w:t>+0.07%</w:t>
+              <w:t>+0.01%</w:t>
             </w:r>
           </w:p>
         </w:tc>
@@ -12792,7 +12792,7 @@
         <w:t xml:space="preserve"> EMA_21 </w:t>
       </w:r>
       <w:r>
-        <w:t xml:space="preserve"> (529.35) &lt; </w:t>
+        <w:t xml:space="preserve"> (529.23) &lt; </w:t>
       </w:r>
       <w:r>
         <w:rPr>
@@ -12803,7 +12803,7 @@
         <w:t xml:space="preserve"> EMA_50 </w:t>
       </w:r>
       <w:r>
-        <w:t xml:space="preserve"> (530.93).</w:t>
+        <w:t xml:space="preserve"> (530.82).</w:t>
       </w:r>
     </w:p>
     <w:p>
@@ -12824,7 +12824,7 @@
         <w:rPr>
           <w:b/>
         </w:rPr>
-        <w:t>`35.44`</w:t>
+        <w:t>`41.68`</w:t>
       </w:r>
       <w:r>
         <w:t xml:space="preserve"> | ATR (14) = </w:t>
@@ -12833,7 +12833,7 @@
         <w:rPr>
           <w:b/>
         </w:rPr>
-        <w:t>`1.88`</w:t>
+        <w:t>`1.83`</w:t>
       </w:r>
       <w:r>
         <w:t xml:space="preserve"> cents | Volatility = </w:t>
@@ -12866,7 +12866,7 @@
         <w:rPr>
           <w:b/>
         </w:rPr>
-        <w:t>`525.00`</w:t>
+        <w:t>`526.75`</w:t>
       </w:r>
       <w:r>
         <w:t xml:space="preserve"> | S2: </w:t>
@@ -13627,7 +13627,7 @@
           <w:b/>
           <w:color w:val="15803D"/>
         </w:rPr>
-        <w:t>`525.00 - 529.35 cents (Canh mua vùng hỗ trợ)`</w:t>
+        <w:t>`526.75 - 529.23 cents (Canh mua vùng hỗ trợ)`</w:t>
       </w:r>
       <w:r>
         <w:t xml:space="preserve"> | SL: </w:t>
@@ -13636,7 +13636,7 @@
         <w:rPr>
           <w:b/>
         </w:rPr>
-        <w:t>`470.93 cents (Dưới cản S2 + 1.5x ATR)`</w:t>
+        <w:t>`471.00 cents (Dưới cản S2 + 1.5x ATR)`</w:t>
       </w:r>
       <w:r>
         <w:t xml:space="preserve"> | TP: </w:t>
@@ -13698,7 +13698,7 @@
         <w:rPr>
           <w:b/>
         </w:rPr>
-        <w:t>`523.50 - 525.00 cents`</w:t>
+        <w:t>`525.25 - 526.75 cents`</w:t>
       </w:r>
       <w:r>
         <w:t xml:space="preserve"> | SL: </w:t>
@@ -13707,7 +13707,7 @@
         <w:rPr>
           <w:b/>
         </w:rPr>
-        <w:t>`471.87 cents (Chống quét SL tuyệt đối)`</w:t>
+        <w:t>`471.92 cents (Chống quét SL tuyệt đối)`</w:t>
       </w:r>
       <w:r>
         <w:t xml:space="preserve"> | TP: </w:t>
@@ -13753,7 +13753,7 @@
         <w:rPr>
           <w:b/>
         </w:rPr>
-        <w:t>`530.88 cents`</w:t>
+        <w:t>`530.83 cents`</w:t>
       </w:r>
       <w:r>
         <w:t xml:space="preserve"> | TP: </w:t>
@@ -13802,7 +13802,7 @@
         <w:rPr>
           <w:b/>
         </w:rPr>
-        <w:t>`466.22 - 473.75 cents`</w:t>
+        <w:t>`466.42 - 473.75 cents`</w:t>
       </w:r>
     </w:p>
     <w:p>
@@ -14209,7 +14209,7 @@
             </w:pPr>
             <w:r/>
             <w:r>
-              <w:t>526.50</w:t>
+              <w:t>527.75</w:t>
             </w:r>
           </w:p>
         </w:tc>
@@ -14237,7 +14237,7 @@
             </w:pPr>
             <w:r/>
             <w:r>
-              <w:t>530.25</w:t>
+              <w:t>531.50</w:t>
             </w:r>
           </w:p>
         </w:tc>
@@ -14265,7 +14265,7 @@
             </w:pPr>
             <w:r/>
             <w:r>
-              <w:t>523.25</w:t>
+              <w:t>524.50</w:t>
             </w:r>
           </w:p>
         </w:tc>
@@ -14296,7 +14296,7 @@
               <w:rPr>
                 <w:b/>
               </w:rPr>
-              <w:t>526.75</w:t>
+              <w:t>528.00</w:t>
             </w:r>
           </w:p>
         </w:tc>
@@ -14444,7 +14444,7 @@
             </w:pPr>
             <w:r/>
             <w:r>
-              <w:t>526.75</w:t>
+              <w:t>528.00</w:t>
             </w:r>
           </w:p>
         </w:tc>
@@ -14472,7 +14472,7 @@
             </w:pPr>
             <w:r/>
             <w:r>
-              <w:t>529.50</w:t>
+              <w:t>530.75</w:t>
             </w:r>
           </w:p>
         </w:tc>
@@ -14500,7 +14500,7 @@
             </w:pPr>
             <w:r/>
             <w:r>
-              <w:t>523.00</w:t>
+              <w:t>524.25</w:t>
             </w:r>
           </w:p>
         </w:tc>
@@ -14531,7 +14531,7 @@
               <w:rPr>
                 <w:b/>
               </w:rPr>
-              <w:t>526.25</w:t>
+              <w:t>527.50</w:t>
             </w:r>
           </w:p>
         </w:tc>
@@ -14679,7 +14679,7 @@
             </w:pPr>
             <w:r/>
             <w:r>
-              <w:t>526.25</w:t>
+              <w:t>527.50</w:t>
             </w:r>
           </w:p>
         </w:tc>
@@ -14707,7 +14707,7 @@
             </w:pPr>
             <w:r/>
             <w:r>
-              <w:t>529.25</w:t>
+              <w:t>530.50</w:t>
             </w:r>
           </w:p>
         </w:tc>
@@ -14735,7 +14735,7 @@
             </w:pPr>
             <w:r/>
             <w:r>
-              <w:t>522.25</w:t>
+              <w:t>523.50</w:t>
             </w:r>
           </w:p>
         </w:tc>
@@ -14766,7 +14766,7 @@
               <w:rPr>
                 <w:b/>
               </w:rPr>
-              <w:t>527.00</w:t>
+              <w:t>528.25</w:t>
             </w:r>
           </w:p>
         </w:tc>
@@ -14914,7 +14914,7 @@
             </w:pPr>
             <w:r/>
             <w:r>
-              <w:t>527.00</w:t>
+              <w:t>528.25</w:t>
             </w:r>
           </w:p>
         </w:tc>
@@ -14942,7 +14942,7 @@
             </w:pPr>
             <w:r/>
             <w:r>
-              <w:t>531.50</w:t>
+              <w:t>532.75</w:t>
             </w:r>
           </w:p>
         </w:tc>
@@ -14970,7 +14970,7 @@
             </w:pPr>
             <w:r/>
             <w:r>
-              <w:t>522.00</w:t>
+              <w:t>523.25</w:t>
             </w:r>
           </w:p>
         </w:tc>
@@ -15001,7 +15001,7 @@
               <w:rPr>
                 <w:b/>
               </w:rPr>
-              <w:t>527.75</w:t>
+              <w:t>529.00</w:t>
             </w:r>
           </w:p>
         </w:tc>
@@ -15149,7 +15149,7 @@
             </w:pPr>
             <w:r/>
             <w:r>
-              <w:t>527.75</w:t>
+              <w:t>529.00</w:t>
             </w:r>
           </w:p>
         </w:tc>
@@ -15177,7 +15177,7 @@
             </w:pPr>
             <w:r/>
             <w:r>
-              <w:t>533.25</w:t>
+              <w:t>534.50</w:t>
             </w:r>
           </w:p>
         </w:tc>
@@ -15205,7 +15205,7 @@
             </w:pPr>
             <w:r/>
             <w:r>
-              <w:t>521.50</w:t>
+              <w:t>522.75</w:t>
             </w:r>
           </w:p>
         </w:tc>
@@ -15236,7 +15236,7 @@
               <w:rPr>
                 <w:b/>
               </w:rPr>
-              <w:t>530.00</w:t>
+              <w:t>531.25</w:t>
             </w:r>
           </w:p>
         </w:tc>
@@ -15384,7 +15384,7 @@
             </w:pPr>
             <w:r/>
             <w:r>
-              <w:t>530.00</w:t>
+              <w:t>531.25</w:t>
             </w:r>
           </w:p>
         </w:tc>
@@ -15412,7 +15412,7 @@
             </w:pPr>
             <w:r/>
             <w:r>
-              <w:t>533.00</w:t>
+              <w:t>534.25</w:t>
             </w:r>
           </w:p>
         </w:tc>
@@ -15440,7 +15440,7 @@
             </w:pPr>
             <w:r/>
             <w:r>
-              <w:t>525.75</w:t>
+              <w:t>527.00</w:t>
             </w:r>
           </w:p>
         </w:tc>
@@ -15471,7 +15471,7 @@
               <w:rPr>
                 <w:b/>
               </w:rPr>
-              <w:t>530.25</w:t>
+              <w:t>531.50</w:t>
             </w:r>
           </w:p>
         </w:tc>
@@ -15619,7 +15619,7 @@
             </w:pPr>
             <w:r/>
             <w:r>
-              <w:t>530.25</w:t>
+              <w:t>531.50</w:t>
             </w:r>
           </w:p>
         </w:tc>
@@ -15647,7 +15647,7 @@
             </w:pPr>
             <w:r/>
             <w:r>
-              <w:t>533.50</w:t>
+              <w:t>534.75</w:t>
             </w:r>
           </w:p>
         </w:tc>
@@ -15675,7 +15675,7 @@
             </w:pPr>
             <w:r/>
             <w:r>
-              <w:t>523.75</w:t>
+              <w:t>525.00</w:t>
             </w:r>
           </w:p>
         </w:tc>
@@ -15706,7 +15706,7 @@
               <w:rPr>
                 <w:b/>
               </w:rPr>
-              <w:t>531.00</w:t>
+              <w:t>532.25</w:t>
             </w:r>
           </w:p>
         </w:tc>
@@ -15854,7 +15854,7 @@
             </w:pPr>
             <w:r/>
             <w:r>
-              <w:t>531.00</w:t>
+              <w:t>532.25</w:t>
             </w:r>
           </w:p>
         </w:tc>
@@ -15882,7 +15882,7 @@
             </w:pPr>
             <w:r/>
             <w:r>
-              <w:t>534.00</w:t>
+              <w:t>535.25</w:t>
             </w:r>
           </w:p>
         </w:tc>
@@ -15910,7 +15910,7 @@
             </w:pPr>
             <w:r/>
             <w:r>
-              <w:t>526.50</w:t>
+              <w:t>527.75</w:t>
             </w:r>
           </w:p>
         </w:tc>
@@ -15941,7 +15941,7 @@
               <w:rPr>
                 <w:b/>
               </w:rPr>
-              <w:t>530.50</w:t>
+              <w:t>531.75</w:t>
             </w:r>
           </w:p>
         </w:tc>
@@ -16089,7 +16089,7 @@
             </w:pPr>
             <w:r/>
             <w:r>
-              <w:t>530.50</w:t>
+              <w:t>531.75</w:t>
             </w:r>
           </w:p>
         </w:tc>
@@ -16117,7 +16117,7 @@
             </w:pPr>
             <w:r/>
             <w:r>
-              <w:t>534.50</w:t>
+              <w:t>535.75</w:t>
             </w:r>
           </w:p>
         </w:tc>
@@ -16145,7 +16145,7 @@
             </w:pPr>
             <w:r/>
             <w:r>
-              <w:t>524.75</w:t>
+              <w:t>526.00</w:t>
             </w:r>
           </w:p>
         </w:tc>
@@ -16176,7 +16176,7 @@
               <w:rPr>
                 <w:b/>
               </w:rPr>
-              <w:t>531.00</w:t>
+              <w:t>532.25</w:t>
             </w:r>
           </w:p>
         </w:tc>
@@ -16324,7 +16324,7 @@
             </w:pPr>
             <w:r/>
             <w:r>
-              <w:t>531.00</w:t>
+              <w:t>532.25</w:t>
             </w:r>
           </w:p>
         </w:tc>
@@ -16352,7 +16352,7 @@
             </w:pPr>
             <w:r/>
             <w:r>
-              <w:t>533.50</w:t>
+              <w:t>534.75</w:t>
             </w:r>
           </w:p>
         </w:tc>
@@ -16380,7 +16380,7 @@
             </w:pPr>
             <w:r/>
             <w:r>
-              <w:t>527.75</w:t>
+              <w:t>529.00</w:t>
             </w:r>
           </w:p>
         </w:tc>
@@ -16411,7 +16411,7 @@
               <w:rPr>
                 <w:b/>
               </w:rPr>
-              <w:t>531.50</w:t>
+              <w:t>532.75</w:t>
             </w:r>
           </w:p>
         </w:tc>
@@ -16559,7 +16559,7 @@
             </w:pPr>
             <w:r/>
             <w:r>
-              <w:t>531.50</w:t>
+              <w:t>532.75</w:t>
             </w:r>
           </w:p>
         </w:tc>
@@ -16587,7 +16587,7 @@
             </w:pPr>
             <w:r/>
             <w:r>
-              <w:t>535.00</w:t>
+              <w:t>536.25</w:t>
             </w:r>
           </w:p>
         </w:tc>
@@ -16615,7 +16615,7 @@
             </w:pPr>
             <w:r/>
             <w:r>
-              <w:t>525.50</w:t>
+              <w:t>526.75</w:t>
             </w:r>
           </w:p>
         </w:tc>
@@ -16646,7 +16646,7 @@
               <w:rPr>
                 <w:b/>
               </w:rPr>
-              <w:t>532.50</w:t>
+              <w:t>533.75</w:t>
             </w:r>
           </w:p>
         </w:tc>
@@ -16794,7 +16794,7 @@
             </w:pPr>
             <w:r/>
             <w:r>
-              <w:t>532.50</w:t>
+              <w:t>533.75</w:t>
             </w:r>
           </w:p>
         </w:tc>
@@ -16822,7 +16822,7 @@
             </w:pPr>
             <w:r/>
             <w:r>
-              <w:t>535.25</w:t>
+              <w:t>536.50</w:t>
             </w:r>
           </w:p>
         </w:tc>
@@ -16850,7 +16850,7 @@
             </w:pPr>
             <w:r/>
             <w:r>
-              <w:t>530.00</w:t>
+              <w:t>531.25</w:t>
             </w:r>
           </w:p>
         </w:tc>
@@ -16881,7 +16881,7 @@
               <w:rPr>
                 <w:b/>
               </w:rPr>
-              <w:t>532.50</w:t>
+              <w:t>533.75</w:t>
             </w:r>
           </w:p>
         </w:tc>
@@ -17029,7 +17029,7 @@
             </w:pPr>
             <w:r/>
             <w:r>
-              <w:t>532.50</w:t>
+              <w:t>533.75</w:t>
             </w:r>
           </w:p>
         </w:tc>
@@ -17057,7 +17057,7 @@
             </w:pPr>
             <w:r/>
             <w:r>
-              <w:t>535.25</w:t>
+              <w:t>536.50</w:t>
             </w:r>
           </w:p>
         </w:tc>
@@ -17085,7 +17085,7 @@
             </w:pPr>
             <w:r/>
             <w:r>
-              <w:t>530.00</w:t>
+              <w:t>531.25</w:t>
             </w:r>
           </w:p>
         </w:tc>
@@ -17116,7 +17116,7 @@
               <w:rPr>
                 <w:b/>
               </w:rPr>
-              <w:t>532.00</w:t>
+              <w:t>533.25</w:t>
             </w:r>
           </w:p>
         </w:tc>
@@ -17264,7 +17264,7 @@
             </w:pPr>
             <w:r/>
             <w:r>
-              <w:t>532.00</w:t>
+              <w:t>533.25</w:t>
             </w:r>
           </w:p>
         </w:tc>
@@ -17292,7 +17292,7 @@
             </w:pPr>
             <w:r/>
             <w:r>
-              <w:t>535.00</w:t>
+              <w:t>536.25</w:t>
             </w:r>
           </w:p>
         </w:tc>
@@ -17320,7 +17320,7 @@
             </w:pPr>
             <w:r/>
             <w:r>
-              <w:t>528.75</w:t>
+              <w:t>530.00</w:t>
             </w:r>
           </w:p>
         </w:tc>
@@ -17351,7 +17351,7 @@
               <w:rPr>
                 <w:b/>
               </w:rPr>
-              <w:t>531.75</w:t>
+              <w:t>533.00</w:t>
             </w:r>
           </w:p>
         </w:tc>
@@ -17499,7 +17499,7 @@
             </w:pPr>
             <w:r/>
             <w:r>
-              <w:t>531.75</w:t>
+              <w:t>533.00</w:t>
             </w:r>
           </w:p>
         </w:tc>
@@ -17527,7 +17527,7 @@
             </w:pPr>
             <w:r/>
             <w:r>
-              <w:t>535.75</w:t>
+              <w:t>537.00</w:t>
             </w:r>
           </w:p>
         </w:tc>
@@ -17555,7 +17555,7 @@
             </w:pPr>
             <w:r/>
             <w:r>
-              <w:t>526.50</w:t>
+              <w:t>527.75</w:t>
             </w:r>
           </w:p>
         </w:tc>
@@ -17586,7 +17586,7 @@
               <w:rPr>
                 <w:b/>
               </w:rPr>
-              <w:t>532.25</w:t>
+              <w:t>533.50</w:t>
             </w:r>
           </w:p>
         </w:tc>
@@ -17734,7 +17734,7 @@
             </w:pPr>
             <w:r/>
             <w:r>
-              <w:t>532.25</w:t>
+              <w:t>533.50</w:t>
             </w:r>
           </w:p>
         </w:tc>
@@ -17762,7 +17762,7 @@
             </w:pPr>
             <w:r/>
             <w:r>
-              <w:t>537.00</w:t>
+              <w:t>538.25</w:t>
             </w:r>
           </w:p>
         </w:tc>
@@ -17790,7 +17790,7 @@
             </w:pPr>
             <w:r/>
             <w:r>
-              <w:t>525.25</w:t>
+              <w:t>526.50</w:t>
             </w:r>
           </w:p>
         </w:tc>
@@ -17821,7 +17821,7 @@
               <w:rPr>
                 <w:b/>
               </w:rPr>
-              <w:t>534.25</w:t>
+              <w:t>535.50</w:t>
             </w:r>
           </w:p>
         </w:tc>
@@ -17969,7 +17969,7 @@
             </w:pPr>
             <w:r/>
             <w:r>
-              <w:t>534.25</w:t>
+              <w:t>535.50</w:t>
             </w:r>
           </w:p>
         </w:tc>
@@ -17997,7 +17997,7 @@
             </w:pPr>
             <w:r/>
             <w:r>
-              <w:t>542.25</w:t>
+              <w:t>543.50</w:t>
             </w:r>
           </w:p>
         </w:tc>
@@ -18025,7 +18025,7 @@
             </w:pPr>
             <w:r/>
             <w:r>
-              <w:t>527.25</w:t>
+              <w:t>528.50</w:t>
             </w:r>
           </w:p>
         </w:tc>
@@ -18056,7 +18056,7 @@
               <w:rPr>
                 <w:b/>
               </w:rPr>
-              <w:t>535.75</w:t>
+              <w:t>537.00</w:t>
             </w:r>
           </w:p>
         </w:tc>
@@ -18204,7 +18204,7 @@
             </w:pPr>
             <w:r/>
             <w:r>
-              <w:t>535.75</w:t>
+              <w:t>537.00</w:t>
             </w:r>
           </w:p>
         </w:tc>
@@ -18232,7 +18232,7 @@
             </w:pPr>
             <w:r/>
             <w:r>
-              <w:t>540.25</w:t>
+              <w:t>541.50</w:t>
             </w:r>
           </w:p>
         </w:tc>
@@ -18260,7 +18260,7 @@
             </w:pPr>
             <w:r/>
             <w:r>
-              <w:t>531.50</w:t>
+              <w:t>532.75</w:t>
             </w:r>
           </w:p>
         </w:tc>
@@ -18291,7 +18291,7 @@
               <w:rPr>
                 <w:b/>
               </w:rPr>
-              <w:t>535.25</w:t>
+              <w:t>536.50</w:t>
             </w:r>
           </w:p>
         </w:tc>
@@ -18439,7 +18439,7 @@
             </w:pPr>
             <w:r/>
             <w:r>
-              <w:t>535.25</w:t>
+              <w:t>536.50</w:t>
             </w:r>
           </w:p>
         </w:tc>
@@ -18467,7 +18467,7 @@
             </w:pPr>
             <w:r/>
             <w:r>
-              <w:t>537.50</w:t>
+              <w:t>538.75</w:t>
             </w:r>
           </w:p>
         </w:tc>
@@ -18495,7 +18495,7 @@
             </w:pPr>
             <w:r/>
             <w:r>
-              <w:t>532.50</w:t>
+              <w:t>533.75</w:t>
             </w:r>
           </w:p>
         </w:tc>
@@ -18526,7 +18526,7 @@
               <w:rPr>
                 <w:b/>
               </w:rPr>
-              <w:t>535.00</w:t>
+              <w:t>536.25</w:t>
             </w:r>
           </w:p>
         </w:tc>
@@ -18674,7 +18674,7 @@
             </w:pPr>
             <w:r/>
             <w:r>
-              <w:t>535.00</w:t>
+              <w:t>536.25</w:t>
             </w:r>
           </w:p>
         </w:tc>
@@ -18702,7 +18702,7 @@
             </w:pPr>
             <w:r/>
             <w:r>
-              <w:t>537.00</w:t>
+              <w:t>538.25</w:t>
             </w:r>
           </w:p>
         </w:tc>
@@ -18730,7 +18730,7 @@
             </w:pPr>
             <w:r/>
             <w:r>
-              <w:t>530.50</w:t>
+              <w:t>531.75</w:t>
             </w:r>
           </w:p>
         </w:tc>
@@ -18761,7 +18761,7 @@
               <w:rPr>
                 <w:b/>
               </w:rPr>
-              <w:t>535.25</w:t>
+              <w:t>536.50</w:t>
             </w:r>
           </w:p>
         </w:tc>
@@ -18909,7 +18909,7 @@
             </w:pPr>
             <w:r/>
             <w:r>
-              <w:t>535.25</w:t>
+              <w:t>536.50</w:t>
             </w:r>
           </w:p>
         </w:tc>
@@ -18937,7 +18937,7 @@
             </w:pPr>
             <w:r/>
             <w:r>
-              <w:t>539.00</w:t>
+              <w:t>540.25</w:t>
             </w:r>
           </w:p>
         </w:tc>
@@ -18965,7 +18965,7 @@
             </w:pPr>
             <w:r/>
             <w:r>
-              <w:t>532.50</w:t>
+              <w:t>533.75</w:t>
             </w:r>
           </w:p>
         </w:tc>
@@ -18996,7 +18996,7 @@
               <w:rPr>
                 <w:b/>
               </w:rPr>
-              <w:t>535.75</w:t>
+              <w:t>537.00</w:t>
             </w:r>
           </w:p>
         </w:tc>
@@ -19144,7 +19144,7 @@
             </w:pPr>
             <w:r/>
             <w:r>
-              <w:t>535.75</w:t>
+              <w:t>537.00</w:t>
             </w:r>
           </w:p>
         </w:tc>
@@ -19172,7 +19172,7 @@
             </w:pPr>
             <w:r/>
             <w:r>
-              <w:t>538.75</w:t>
+              <w:t>540.00</w:t>
             </w:r>
           </w:p>
         </w:tc>
@@ -19200,7 +19200,7 @@
             </w:pPr>
             <w:r/>
             <w:r>
-              <w:t>531.25</w:t>
+              <w:t>532.50</w:t>
             </w:r>
           </w:p>
         </w:tc>
@@ -19231,7 +19231,7 @@
               <w:rPr>
                 <w:b/>
               </w:rPr>
-              <w:t>536.00</w:t>
+              <w:t>537.25</w:t>
             </w:r>
           </w:p>
         </w:tc>
@@ -19379,7 +19379,7 @@
             </w:pPr>
             <w:r/>
             <w:r>
-              <w:t>536.00</w:t>
+              <w:t>537.25</w:t>
             </w:r>
           </w:p>
         </w:tc>
@@ -19407,7 +19407,7 @@
             </w:pPr>
             <w:r/>
             <w:r>
-              <w:t>540.25</w:t>
+              <w:t>541.50</w:t>
             </w:r>
           </w:p>
         </w:tc>
@@ -19435,7 +19435,7 @@
             </w:pPr>
             <w:r/>
             <w:r>
-              <w:t>532.75</w:t>
+              <w:t>534.00</w:t>
             </w:r>
           </w:p>
         </w:tc>
@@ -19466,7 +19466,7 @@
               <w:rPr>
                 <w:b/>
               </w:rPr>
-              <w:t>536.75</w:t>
+              <w:t>538.00</w:t>
             </w:r>
           </w:p>
         </w:tc>
@@ -19614,7 +19614,7 @@
             </w:pPr>
             <w:r/>
             <w:r>
-              <w:t>536.75</w:t>
+              <w:t>538.00</w:t>
             </w:r>
           </w:p>
         </w:tc>
@@ -19642,7 +19642,7 @@
             </w:pPr>
             <w:r/>
             <w:r>
-              <w:t>540.25</w:t>
+              <w:t>541.50</w:t>
             </w:r>
           </w:p>
         </w:tc>
@@ -19670,7 +19670,7 @@
             </w:pPr>
             <w:r/>
             <w:r>
-              <w:t>534.50</w:t>
+              <w:t>535.75</w:t>
             </w:r>
           </w:p>
         </w:tc>
@@ -19701,7 +19701,7 @@
               <w:rPr>
                 <w:b/>
               </w:rPr>
-              <w:t>536.75</w:t>
+              <w:t>538.00</w:t>
             </w:r>
           </w:p>
         </w:tc>
@@ -19849,7 +19849,7 @@
             </w:pPr>
             <w:r/>
             <w:r>
-              <w:t>536.75</w:t>
+              <w:t>538.00</w:t>
             </w:r>
           </w:p>
         </w:tc>
@@ -19877,7 +19877,7 @@
             </w:pPr>
             <w:r/>
             <w:r>
-              <w:t>540.50</w:t>
+              <w:t>541.75</w:t>
             </w:r>
           </w:p>
         </w:tc>
@@ -19905,7 +19905,7 @@
             </w:pPr>
             <w:r/>
             <w:r>
-              <w:t>533.25</w:t>
+              <w:t>534.50</w:t>
             </w:r>
           </w:p>
         </w:tc>
@@ -19936,7 +19936,7 @@
               <w:rPr>
                 <w:b/>
               </w:rPr>
-              <w:t>536.50</w:t>
+              <w:t>537.75</w:t>
             </w:r>
           </w:p>
         </w:tc>
@@ -20084,7 +20084,7 @@
             </w:pPr>
             <w:r/>
             <w:r>
-              <w:t>536.50</w:t>
+              <w:t>537.75</w:t>
             </w:r>
           </w:p>
         </w:tc>
@@ -20112,7 +20112,7 @@
             </w:pPr>
             <w:r/>
             <w:r>
-              <w:t>540.00</w:t>
+              <w:t>541.25</w:t>
             </w:r>
           </w:p>
         </w:tc>
@@ -20140,7 +20140,7 @@
             </w:pPr>
             <w:r/>
             <w:r>
-              <w:t>533.25</w:t>
+              <w:t>534.50</w:t>
             </w:r>
           </w:p>
         </w:tc>
@@ -20171,7 +20171,7 @@
               <w:rPr>
                 <w:b/>
               </w:rPr>
-              <w:t>536.25</w:t>
+              <w:t>537.50</w:t>
             </w:r>
           </w:p>
         </w:tc>
@@ -20319,7 +20319,7 @@
             </w:pPr>
             <w:r/>
             <w:r>
-              <w:t>536.25</w:t>
+              <w:t>537.50</w:t>
             </w:r>
           </w:p>
         </w:tc>
@@ -20347,7 +20347,7 @@
             </w:pPr>
             <w:r/>
             <w:r>
-              <w:t>539.25</w:t>
+              <w:t>540.50</w:t>
             </w:r>
           </w:p>
         </w:tc>
@@ -20375,7 +20375,7 @@
             </w:pPr>
             <w:r/>
             <w:r>
-              <w:t>533.50</w:t>
+              <w:t>534.75</w:t>
             </w:r>
           </w:p>
         </w:tc>
@@ -20406,7 +20406,7 @@
               <w:rPr>
                 <w:b/>
               </w:rPr>
-              <w:t>536.50</w:t>
+              <w:t>537.75</w:t>
             </w:r>
           </w:p>
         </w:tc>
@@ -20554,7 +20554,7 @@
             </w:pPr>
             <w:r/>
             <w:r>
-              <w:t>536.50</w:t>
+              <w:t>537.75</w:t>
             </w:r>
           </w:p>
         </w:tc>
@@ -20582,7 +20582,7 @@
             </w:pPr>
             <w:r/>
             <w:r>
-              <w:t>539.50</w:t>
+              <w:t>540.75</w:t>
             </w:r>
           </w:p>
         </w:tc>
@@ -20610,7 +20610,7 @@
             </w:pPr>
             <w:r/>
             <w:r>
-              <w:t>533.75</w:t>
+              <w:t>535.00</w:t>
             </w:r>
           </w:p>
         </w:tc>
@@ -20641,7 +20641,7 @@
               <w:rPr>
                 <w:b/>
               </w:rPr>
-              <w:t>536.50</w:t>
+              <w:t>537.75</w:t>
             </w:r>
           </w:p>
         </w:tc>
@@ -20789,7 +20789,7 @@
             </w:pPr>
             <w:r/>
             <w:r>
-              <w:t>536.50</w:t>
+              <w:t>537.75</w:t>
             </w:r>
           </w:p>
         </w:tc>
@@ -20817,7 +20817,7 @@
             </w:pPr>
             <w:r/>
             <w:r>
-              <w:t>540.50</w:t>
+              <w:t>541.75</w:t>
             </w:r>
           </w:p>
         </w:tc>
@@ -20845,7 +20845,7 @@
             </w:pPr>
             <w:r/>
             <w:r>
-              <w:t>533.00</w:t>
+              <w:t>534.25</w:t>
             </w:r>
           </w:p>
         </w:tc>
@@ -20876,7 +20876,7 @@
               <w:rPr>
                 <w:b/>
               </w:rPr>
-              <w:t>537.00</w:t>
+              <w:t>538.25</w:t>
             </w:r>
           </w:p>
         </w:tc>
@@ -21024,7 +21024,7 @@
             </w:pPr>
             <w:r/>
             <w:r>
-              <w:t>537.00</w:t>
+              <w:t>538.25</w:t>
             </w:r>
           </w:p>
         </w:tc>
@@ -21052,7 +21052,7 @@
             </w:pPr>
             <w:r/>
             <w:r>
-              <w:t>541.00</w:t>
+              <w:t>542.25</w:t>
             </w:r>
           </w:p>
         </w:tc>
@@ -21080,7 +21080,7 @@
             </w:pPr>
             <w:r/>
             <w:r>
-              <w:t>535.25</w:t>
+              <w:t>536.50</w:t>
             </w:r>
           </w:p>
         </w:tc>
@@ -21111,7 +21111,7 @@
               <w:rPr>
                 <w:b/>
               </w:rPr>
-              <w:t>536.75</w:t>
+              <w:t>538.00</w:t>
             </w:r>
           </w:p>
         </w:tc>
@@ -21834,7 +21834,7 @@
         <w:t>Giá Chốt Phiên (Close):</w:t>
       </w:r>
       <w:r>
-        <w:t xml:space="preserve"> 712.00 cents | </w:t>
+        <w:t xml:space="preserve"> 714.25 cents | </w:t>
       </w:r>
       <w:r>
         <w:rPr>
@@ -21849,10 +21849,10 @@
         <w:rPr>
           <w:b/>
         </w:rPr>
-        <w:t>`714.34 cents`</w:t>
+        <w:t>`715.21 cents`</w:t>
       </w:r>
       <w:r>
-        <w:t xml:space="preserve"> (+2.34).</w:t>
+        <w:t xml:space="preserve"> (+0.96).</w:t>
       </w:r>
     </w:p>
     <w:p>
@@ -21873,7 +21873,7 @@
         <w:rPr>
           <w:b/>
         </w:rPr>
-        <w:t>`32,306`</w:t>
+        <w:t>`36,157`</w:t>
       </w:r>
       <w:r>
         <w:t xml:space="preserve"> (Chênh lệch: </w:t>
@@ -21882,7 +21882,7 @@
         <w:rPr>
           <w:b/>
         </w:rPr>
-        <w:t>`-25,546`</w:t>
+        <w:t>`-21,695`</w:t>
       </w:r>
       <w:r>
         <w:t xml:space="preserve">) | OI: </w:t>
@@ -21924,7 +21924,7 @@
         <w:rPr>
           <w:b/>
         </w:rPr>
-        <w:t>`Doji (Nến lưỡng lự thế trận)`</w:t>
+        <w:t>`Không phát hiện mô hình nến đặc biệt`</w:t>
       </w:r>
     </w:p>
     <w:p>
@@ -22215,7 +22215,7 @@
               <w:rPr>
                 <w:b/>
               </w:rPr>
-              <w:t>99.16</w:t>
+              <w:t>99.23</w:t>
             </w:r>
           </w:p>
         </w:tc>
@@ -22246,7 +22246,7 @@
               <w:rPr>
                 <w:b/>
               </w:rPr>
-              <w:t>-5.40%</w:t>
+              <w:t>-5.33%</w:t>
             </w:r>
           </w:p>
         </w:tc>
@@ -22338,7 +22338,7 @@
               <w:rPr>
                 <w:b/>
               </w:rPr>
-              <w:t>100.29</w:t>
+              <w:t>100.23</w:t>
             </w:r>
           </w:p>
         </w:tc>
@@ -22369,7 +22369,7 @@
               <w:rPr>
                 <w:b/>
               </w:rPr>
-              <w:t>+0.07%</w:t>
+              <w:t>+0.01%</w:t>
             </w:r>
           </w:p>
         </w:tc>
@@ -22973,7 +22973,7 @@
         <w:t xml:space="preserve"> EMA_21 </w:t>
       </w:r>
       <w:r>
-        <w:t xml:space="preserve"> (721.31) &lt; </w:t>
+        <w:t xml:space="preserve"> (720.71) &lt; </w:t>
       </w:r>
       <w:r>
         <w:rPr>
@@ -22984,7 +22984,7 @@
         <w:t xml:space="preserve"> EMA_50 </w:t>
       </w:r>
       <w:r>
-        <w:t xml:space="preserve"> (724.13).</w:t>
+        <w:t xml:space="preserve"> (723.76).</w:t>
       </w:r>
     </w:p>
     <w:p>
@@ -23005,7 +23005,7 @@
         <w:rPr>
           <w:b/>
         </w:rPr>
-        <w:t>`31.73`</w:t>
+        <w:t>`36.52`</w:t>
       </w:r>
       <w:r>
         <w:t xml:space="preserve"> | ATR (14) = </w:t>
@@ -23014,7 +23014,7 @@
         <w:rPr>
           <w:b/>
         </w:rPr>
-        <w:t>`4.05`</w:t>
+        <w:t>`3.94`</w:t>
       </w:r>
       <w:r>
         <w:t xml:space="preserve"> cents | Volatility = </w:t>
@@ -23023,7 +23023,7 @@
         <w:rPr>
           <w:b/>
         </w:rPr>
-        <w:t>`2.75 cents`</w:t>
+        <w:t>`3.25 cents`</w:t>
       </w:r>
       <w:r>
         <w:t>.</w:t>
@@ -23047,7 +23047,7 @@
         <w:rPr>
           <w:b/>
         </w:rPr>
-        <w:t>`706.00`</w:t>
+        <w:t>`711.25`</w:t>
       </w:r>
       <w:r>
         <w:t xml:space="preserve"> | S2: </w:t>
@@ -23065,7 +23065,7 @@
         <w:rPr>
           <w:b/>
         </w:rPr>
-        <w:t>`715.00`</w:t>
+        <w:t>`725.75`</w:t>
       </w:r>
       <w:r>
         <w:t xml:space="preserve"> | R2: </w:t>
@@ -23798,7 +23798,7 @@
           <w:b/>
           <w:color w:val="B91C1C"/>
         </w:rPr>
-        <w:t>`721.31 - 724.13 cents (Canh bán hồi kỹ thuật H1)`</w:t>
+        <w:t>`720.71 - 723.76 cents (Canh bán hồi kỹ thuật H1)`</w:t>
       </w:r>
       <w:r>
         <w:t xml:space="preserve"> | SL: </w:t>
@@ -23807,7 +23807,7 @@
         <w:rPr>
           <w:b/>
         </w:rPr>
-        <w:t>`801.08 cents (Trên kháng cự R2 + 1.5x ATR)`</w:t>
+        <w:t>`800.92 cents (Trên kháng cự R2 + 1.5x ATR)`</w:t>
       </w:r>
       <w:r>
         <w:t xml:space="preserve"> | TP: </w:t>
@@ -23818,7 +23818,7 @@
           <w:color w:val="D97706"/>
           <w:sz w:val="19"/>
         </w:rPr>
-        <w:t xml:space="preserve"> 706.00 cents </w:t>
+        <w:t xml:space="preserve"> 711.25 cents </w:t>
       </w:r>
       <w:r>
         <w:t xml:space="preserve"> / </w:t>
@@ -23844,7 +23844,7 @@
         <w:rPr>
           <w:b/>
         </w:rPr>
-        <w:t>Trung hạn (Swing Trades - HĐ ZWZ26):</w:t>
+        <w:t>Trung hạn (Swing Trades - HĐ ZWH27):</w:t>
       </w:r>
     </w:p>
     <w:p>
@@ -23869,7 +23869,7 @@
         <w:rPr>
           <w:b/>
         </w:rPr>
-        <w:t>`704.00 - 706.00 cents`</w:t>
+        <w:t>`725.75 - 727.75 cents`</w:t>
       </w:r>
       <w:r>
         <w:t xml:space="preserve"> | SL: </w:t>
@@ -23878,7 +23878,7 @@
         <w:rPr>
           <w:b/>
         </w:rPr>
-        <w:t>`667.45 cents`</w:t>
+        <w:t>`684.66 cents`</w:t>
       </w:r>
       <w:r>
         <w:t xml:space="preserve"> | TP: </w:t>
@@ -23887,7 +23887,7 @@
         <w:rPr>
           <w:b/>
         </w:rPr>
-        <w:t>`715.00 cents (Đón sóng hồi trung hạn ~14.5 giá)`</w:t>
+        <w:t>`732.75 cents (Đón sóng hồi trung hạn ~14.5 giá)`</w:t>
       </w:r>
       <w:r>
         <w:t>.</w:t>
@@ -23915,7 +23915,7 @@
         <w:rPr>
           <w:b/>
         </w:rPr>
-        <w:t>`715.00 - 717.00 cents`</w:t>
+        <w:t>`732.75 - 734.75 cents`</w:t>
       </w:r>
       <w:r>
         <w:t xml:space="preserve"> | SL: </w:t>
@@ -23924,7 +23924,7 @@
         <w:rPr>
           <w:b/>
         </w:rPr>
-        <w:t>`719.05 cents`</w:t>
+        <w:t>`736.34 cents`</w:t>
       </w:r>
       <w:r>
         <w:t xml:space="preserve"> | TP: </w:t>
@@ -23933,7 +23933,7 @@
         <w:rPr>
           <w:b/>
         </w:rPr>
-        <w:t>`671.50 cents (Thuận xu hướng giảm ngắn hạn)`</w:t>
+        <w:t>`688.25 cents (Thuận xu hướng giảm ngắn hạn)`</w:t>
       </w:r>
       <w:r>
         <w:t>.</w:t>
@@ -23973,7 +23973,7 @@
         <w:rPr>
           <w:b/>
         </w:rPr>
-        <w:t>`655.30 - 671.50 cents`</w:t>
+        <w:t>`655.72 - 671.50 cents`</w:t>
       </w:r>
     </w:p>
     <w:p>
@@ -24380,7 +24380,7 @@
             </w:pPr>
             <w:r/>
             <w:r>
-              <w:t>712.00</w:t>
+              <w:t>714.25</w:t>
             </w:r>
           </w:p>
         </w:tc>
@@ -24408,7 +24408,7 @@
             </w:pPr>
             <w:r/>
             <w:r>
-              <w:t>723.25</w:t>
+              <w:t>725.50</w:t>
             </w:r>
           </w:p>
         </w:tc>
@@ -24436,7 +24436,7 @@
             </w:pPr>
             <w:r/>
             <w:r>
-              <w:t>706.50</w:t>
+              <w:t>708.75</w:t>
             </w:r>
           </w:p>
         </w:tc>
@@ -24467,7 +24467,7 @@
               <w:rPr>
                 <w:b/>
               </w:rPr>
-              <w:t>711.25</w:t>
+              <w:t>713.50</w:t>
             </w:r>
           </w:p>
         </w:tc>
@@ -24615,7 +24615,7 @@
             </w:pPr>
             <w:r/>
             <w:r>
-              <w:t>711.25</w:t>
+              <w:t>713.50</w:t>
             </w:r>
           </w:p>
         </w:tc>
@@ -24643,7 +24643,7 @@
             </w:pPr>
             <w:r/>
             <w:r>
-              <w:t>718.75</w:t>
+              <w:t>721.00</w:t>
             </w:r>
           </w:p>
         </w:tc>
@@ -24671,7 +24671,7 @@
             </w:pPr>
             <w:r/>
             <w:r>
-              <w:t>705.25</w:t>
+              <w:t>707.50</w:t>
             </w:r>
           </w:p>
         </w:tc>
@@ -24702,7 +24702,7 @@
               <w:rPr>
                 <w:b/>
               </w:rPr>
-              <w:t>710.75</w:t>
+              <w:t>713.00</w:t>
             </w:r>
           </w:p>
         </w:tc>
@@ -24850,7 +24850,7 @@
             </w:pPr>
             <w:r/>
             <w:r>
-              <w:t>710.75</w:t>
+              <w:t>713.00</w:t>
             </w:r>
           </w:p>
         </w:tc>
@@ -24878,7 +24878,7 @@
             </w:pPr>
             <w:r/>
             <w:r>
-              <w:t>724.50</w:t>
+              <w:t>726.75</w:t>
             </w:r>
           </w:p>
         </w:tc>
@@ -24906,7 +24906,7 @@
             </w:pPr>
             <w:r/>
             <w:r>
-              <w:t>696.00</w:t>
+              <w:t>698.25</w:t>
             </w:r>
           </w:p>
         </w:tc>
@@ -24937,7 +24937,7 @@
               <w:rPr>
                 <w:b/>
               </w:rPr>
-              <w:t>712.75</w:t>
+              <w:t>715.00</w:t>
             </w:r>
           </w:p>
         </w:tc>
@@ -25085,7 +25085,7 @@
             </w:pPr>
             <w:r/>
             <w:r>
-              <w:t>712.75</w:t>
+              <w:t>715.00</w:t>
             </w:r>
           </w:p>
         </w:tc>
@@ -25113,7 +25113,7 @@
             </w:pPr>
             <w:r/>
             <w:r>
-              <w:t>726.00</w:t>
+              <w:t>728.25</w:t>
             </w:r>
           </w:p>
         </w:tc>
@@ -25141,7 +25141,7 @@
             </w:pPr>
             <w:r/>
             <w:r>
-              <w:t>704.50</w:t>
+              <w:t>706.75</w:t>
             </w:r>
           </w:p>
         </w:tc>
@@ -25172,7 +25172,7 @@
               <w:rPr>
                 <w:b/>
               </w:rPr>
-              <w:t>714.00</w:t>
+              <w:t>716.25</w:t>
             </w:r>
           </w:p>
         </w:tc>
@@ -25320,7 +25320,7 @@
             </w:pPr>
             <w:r/>
             <w:r>
-              <w:t>714.00</w:t>
+              <w:t>716.25</w:t>
             </w:r>
           </w:p>
         </w:tc>
@@ -25348,7 +25348,7 @@
             </w:pPr>
             <w:r/>
             <w:r>
-              <w:t>730.50</w:t>
+              <w:t>732.75</w:t>
             </w:r>
           </w:p>
         </w:tc>
@@ -25376,7 +25376,7 @@
             </w:pPr>
             <w:r/>
             <w:r>
-              <w:t>703.50</w:t>
+              <w:t>705.75</w:t>
             </w:r>
           </w:p>
         </w:tc>
@@ -25407,7 +25407,7 @@
               <w:rPr>
                 <w:b/>
               </w:rPr>
-              <w:t>718.50</w:t>
+              <w:t>720.75</w:t>
             </w:r>
           </w:p>
         </w:tc>
@@ -25555,7 +25555,7 @@
             </w:pPr>
             <w:r/>
             <w:r>
-              <w:t>718.50</w:t>
+              <w:t>720.75</w:t>
             </w:r>
           </w:p>
         </w:tc>
@@ -25583,7 +25583,7 @@
             </w:pPr>
             <w:r/>
             <w:r>
-              <w:t>726.25</w:t>
+              <w:t>728.50</w:t>
             </w:r>
           </w:p>
         </w:tc>
@@ -25611,7 +25611,7 @@
             </w:pPr>
             <w:r/>
             <w:r>
-              <w:t>707.50</w:t>
+              <w:t>709.75</w:t>
             </w:r>
           </w:p>
         </w:tc>
@@ -25642,7 +25642,7 @@
               <w:rPr>
                 <w:b/>
               </w:rPr>
-              <w:t>719.75</w:t>
+              <w:t>722.00</w:t>
             </w:r>
           </w:p>
         </w:tc>
@@ -25790,7 +25790,7 @@
             </w:pPr>
             <w:r/>
             <w:r>
-              <w:t>719.75</w:t>
+              <w:t>722.00</w:t>
             </w:r>
           </w:p>
         </w:tc>
@@ -25818,7 +25818,7 @@
             </w:pPr>
             <w:r/>
             <w:r>
-              <w:t>728.00</w:t>
+              <w:t>730.25</w:t>
             </w:r>
           </w:p>
         </w:tc>
@@ -25846,7 +25846,7 @@
             </w:pPr>
             <w:r/>
             <w:r>
-              <w:t>709.25</w:t>
+              <w:t>711.50</w:t>
             </w:r>
           </w:p>
         </w:tc>
@@ -25877,7 +25877,7 @@
               <w:rPr>
                 <w:b/>
               </w:rPr>
-              <w:t>721.50</w:t>
+              <w:t>723.75</w:t>
             </w:r>
           </w:p>
         </w:tc>
@@ -26025,7 +26025,7 @@
             </w:pPr>
             <w:r/>
             <w:r>
-              <w:t>721.50</w:t>
+              <w:t>723.75</w:t>
             </w:r>
           </w:p>
         </w:tc>
@@ -26053,7 +26053,7 @@
             </w:pPr>
             <w:r/>
             <w:r>
-              <w:t>733.75</w:t>
+              <w:t>736.00</w:t>
             </w:r>
           </w:p>
         </w:tc>
@@ -26081,7 +26081,7 @@
             </w:pPr>
             <w:r/>
             <w:r>
-              <w:t>711.75</w:t>
+              <w:t>714.00</w:t>
             </w:r>
           </w:p>
         </w:tc>
@@ -26112,7 +26112,7 @@
               <w:rPr>
                 <w:b/>
               </w:rPr>
-              <w:t>720.50</w:t>
+              <w:t>722.75</w:t>
             </w:r>
           </w:p>
         </w:tc>
@@ -26260,7 +26260,7 @@
             </w:pPr>
             <w:r/>
             <w:r>
-              <w:t>720.50</w:t>
+              <w:t>722.75</w:t>
             </w:r>
           </w:p>
         </w:tc>
@@ -26288,7 +26288,7 @@
             </w:pPr>
             <w:r/>
             <w:r>
-              <w:t>731.00</w:t>
+              <w:t>733.25</w:t>
             </w:r>
           </w:p>
         </w:tc>
@@ -26316,7 +26316,7 @@
             </w:pPr>
             <w:r/>
             <w:r>
-              <w:t>705.75</w:t>
+              <w:t>708.00</w:t>
             </w:r>
           </w:p>
         </w:tc>
@@ -26347,7 +26347,7 @@
               <w:rPr>
                 <w:b/>
               </w:rPr>
-              <w:t>722.75</w:t>
+              <w:t>725.00</w:t>
             </w:r>
           </w:p>
         </w:tc>
@@ -26495,7 +26495,7 @@
             </w:pPr>
             <w:r/>
             <w:r>
-              <w:t>722.75</w:t>
+              <w:t>725.00</w:t>
             </w:r>
           </w:p>
         </w:tc>
@@ -26523,7 +26523,7 @@
             </w:pPr>
             <w:r/>
             <w:r>
-              <w:t>733.25</w:t>
+              <w:t>735.50</w:t>
             </w:r>
           </w:p>
         </w:tc>
@@ -26551,7 +26551,7 @@
             </w:pPr>
             <w:r/>
             <w:r>
-              <w:t>716.50</w:t>
+              <w:t>718.75</w:t>
             </w:r>
           </w:p>
         </w:tc>
@@ -26582,7 +26582,7 @@
               <w:rPr>
                 <w:b/>
               </w:rPr>
-              <w:t>723.50</w:t>
+              <w:t>725.75</w:t>
             </w:r>
           </w:p>
         </w:tc>
@@ -26730,7 +26730,7 @@
             </w:pPr>
             <w:r/>
             <w:r>
-              <w:t>723.50</w:t>
+              <w:t>725.75</w:t>
             </w:r>
           </w:p>
         </w:tc>
@@ -26758,7 +26758,7 @@
             </w:pPr>
             <w:r/>
             <w:r>
-              <w:t>737.75</w:t>
+              <w:t>740.00</w:t>
             </w:r>
           </w:p>
         </w:tc>
@@ -26786,7 +26786,7 @@
             </w:pPr>
             <w:r/>
             <w:r>
-              <w:t>708.75</w:t>
+              <w:t>711.00</w:t>
             </w:r>
           </w:p>
         </w:tc>
@@ -26817,7 +26817,7 @@
               <w:rPr>
                 <w:b/>
               </w:rPr>
-              <w:t>725.50</w:t>
+              <w:t>727.75</w:t>
             </w:r>
           </w:p>
         </w:tc>
@@ -26965,7 +26965,7 @@
             </w:pPr>
             <w:r/>
             <w:r>
-              <w:t>725.50</w:t>
+              <w:t>727.75</w:t>
             </w:r>
           </w:p>
         </w:tc>
@@ -26993,7 +26993,7 @@
             </w:pPr>
             <w:r/>
             <w:r>
-              <w:t>732.00</w:t>
+              <w:t>734.25</w:t>
             </w:r>
           </w:p>
         </w:tc>
@@ -27021,7 +27021,7 @@
             </w:pPr>
             <w:r/>
             <w:r>
-              <w:t>718.75</w:t>
+              <w:t>721.00</w:t>
             </w:r>
           </w:p>
         </w:tc>
@@ -27052,7 +27052,7 @@
               <w:rPr>
                 <w:b/>
               </w:rPr>
-              <w:t>725.75</w:t>
+              <w:t>728.00</w:t>
             </w:r>
           </w:p>
         </w:tc>
@@ -27200,7 +27200,7 @@
             </w:pPr>
             <w:r/>
             <w:r>
-              <w:t>725.75</w:t>
+              <w:t>728.00</w:t>
             </w:r>
           </w:p>
         </w:tc>
@@ -27228,7 +27228,7 @@
             </w:pPr>
             <w:r/>
             <w:r>
-              <w:t>736.00</w:t>
+              <w:t>738.25</w:t>
             </w:r>
           </w:p>
         </w:tc>
@@ -27256,7 +27256,7 @@
             </w:pPr>
             <w:r/>
             <w:r>
-              <w:t>717.75</w:t>
+              <w:t>720.00</w:t>
             </w:r>
           </w:p>
         </w:tc>
@@ -27287,7 +27287,7 @@
               <w:rPr>
                 <w:b/>
               </w:rPr>
-              <w:t>726.25</w:t>
+              <w:t>728.50</w:t>
             </w:r>
           </w:p>
         </w:tc>
@@ -27435,7 +27435,7 @@
             </w:pPr>
             <w:r/>
             <w:r>
-              <w:t>726.25</w:t>
+              <w:t>728.50</w:t>
             </w:r>
           </w:p>
         </w:tc>
@@ -27463,7 +27463,7 @@
             </w:pPr>
             <w:r/>
             <w:r>
-              <w:t>733.25</w:t>
+              <w:t>735.50</w:t>
             </w:r>
           </w:p>
         </w:tc>
@@ -27491,7 +27491,7 @@
             </w:pPr>
             <w:r/>
             <w:r>
-              <w:t>720.25</w:t>
+              <w:t>722.50</w:t>
             </w:r>
           </w:p>
         </w:tc>
@@ -27522,7 +27522,7 @@
               <w:rPr>
                 <w:b/>
               </w:rPr>
-              <w:t>725.50</w:t>
+              <w:t>727.75</w:t>
             </w:r>
           </w:p>
         </w:tc>
@@ -27670,7 +27670,7 @@
             </w:pPr>
             <w:r/>
             <w:r>
-              <w:t>725.50</w:t>
+              <w:t>727.75</w:t>
             </w:r>
           </w:p>
         </w:tc>
@@ -27698,7 +27698,7 @@
             </w:pPr>
             <w:r/>
             <w:r>
-              <w:t>739.00</w:t>
+              <w:t>741.25</w:t>
             </w:r>
           </w:p>
         </w:tc>
@@ -27726,7 +27726,7 @@
             </w:pPr>
             <w:r/>
             <w:r>
-              <w:t>712.50</w:t>
+              <w:t>714.75</w:t>
             </w:r>
           </w:p>
         </w:tc>
@@ -27757,7 +27757,7 @@
               <w:rPr>
                 <w:b/>
               </w:rPr>
-              <w:t>727.25</w:t>
+              <w:t>729.50</w:t>
             </w:r>
           </w:p>
         </w:tc>
@@ -27905,7 +27905,7 @@
             </w:pPr>
             <w:r/>
             <w:r>
-              <w:t>727.25</w:t>
+              <w:t>729.50</w:t>
             </w:r>
           </w:p>
         </w:tc>
@@ -27933,7 +27933,7 @@
             </w:pPr>
             <w:r/>
             <w:r>
-              <w:t>736.50</w:t>
+              <w:t>738.75</w:t>
             </w:r>
           </w:p>
         </w:tc>
@@ -27961,7 +27961,7 @@
             </w:pPr>
             <w:r/>
             <w:r>
-              <w:t>716.50</w:t>
+              <w:t>718.75</w:t>
             </w:r>
           </w:p>
         </w:tc>
@@ -27992,7 +27992,7 @@
               <w:rPr>
                 <w:b/>
               </w:rPr>
-              <w:t>727.75</w:t>
+              <w:t>730.00</w:t>
             </w:r>
           </w:p>
         </w:tc>
@@ -28140,7 +28140,7 @@
             </w:pPr>
             <w:r/>
             <w:r>
-              <w:t>727.75</w:t>
+              <w:t>730.00</w:t>
             </w:r>
           </w:p>
         </w:tc>
@@ -28168,7 +28168,7 @@
             </w:pPr>
             <w:r/>
             <w:r>
-              <w:t>740.00</w:t>
+              <w:t>742.25</w:t>
             </w:r>
           </w:p>
         </w:tc>
@@ -28196,7 +28196,7 @@
             </w:pPr>
             <w:r/>
             <w:r>
-              <w:t>713.50</w:t>
+              <w:t>715.75</w:t>
             </w:r>
           </w:p>
         </w:tc>
@@ -28227,7 +28227,7 @@
               <w:rPr>
                 <w:b/>
               </w:rPr>
-              <w:t>726.25</w:t>
+              <w:t>728.50</w:t>
             </w:r>
           </w:p>
         </w:tc>
@@ -28375,7 +28375,7 @@
             </w:pPr>
             <w:r/>
             <w:r>
-              <w:t>726.25</w:t>
+              <w:t>728.50</w:t>
             </w:r>
           </w:p>
         </w:tc>
@@ -28403,7 +28403,7 @@
             </w:pPr>
             <w:r/>
             <w:r>
-              <w:t>733.25</w:t>
+              <w:t>735.50</w:t>
             </w:r>
           </w:p>
         </w:tc>
@@ -28431,7 +28431,7 @@
             </w:pPr>
             <w:r/>
             <w:r>
-              <w:t>716.75</w:t>
+              <w:t>719.00</w:t>
             </w:r>
           </w:p>
         </w:tc>
@@ -28462,7 +28462,7 @@
               <w:rPr>
                 <w:b/>
               </w:rPr>
-              <w:t>726.75</w:t>
+              <w:t>729.00</w:t>
             </w:r>
           </w:p>
         </w:tc>
@@ -28610,7 +28610,7 @@
             </w:pPr>
             <w:r/>
             <w:r>
-              <w:t>726.75</w:t>
+              <w:t>729.00</w:t>
             </w:r>
           </w:p>
         </w:tc>
@@ -28638,7 +28638,7 @@
             </w:pPr>
             <w:r/>
             <w:r>
-              <w:t>737.25</w:t>
+              <w:t>739.50</w:t>
             </w:r>
           </w:p>
         </w:tc>
@@ -28666,7 +28666,7 @@
             </w:pPr>
             <w:r/>
             <w:r>
-              <w:t>719.50</w:t>
+              <w:t>721.75</w:t>
             </w:r>
           </w:p>
         </w:tc>
@@ -28697,7 +28697,7 @@
               <w:rPr>
                 <w:b/>
               </w:rPr>
-              <w:t>726.50</w:t>
+              <w:t>728.75</w:t>
             </w:r>
           </w:p>
         </w:tc>
@@ -28845,7 +28845,7 @@
             </w:pPr>
             <w:r/>
             <w:r>
-              <w:t>726.50</w:t>
+              <w:t>728.75</w:t>
             </w:r>
           </w:p>
         </w:tc>
@@ -28873,7 +28873,7 @@
             </w:pPr>
             <w:r/>
             <w:r>
-              <w:t>736.25</w:t>
+              <w:t>738.50</w:t>
             </w:r>
           </w:p>
         </w:tc>
@@ -28901,7 +28901,7 @@
             </w:pPr>
             <w:r/>
             <w:r>
-              <w:t>716.75</w:t>
+              <w:t>719.00</w:t>
             </w:r>
           </w:p>
         </w:tc>
@@ -28932,7 +28932,7 @@
               <w:rPr>
                 <w:b/>
               </w:rPr>
-              <w:t>727.00</w:t>
+              <w:t>729.25</w:t>
             </w:r>
           </w:p>
         </w:tc>
@@ -29080,7 +29080,7 @@
             </w:pPr>
             <w:r/>
             <w:r>
-              <w:t>727.00</w:t>
+              <w:t>729.25</w:t>
             </w:r>
           </w:p>
         </w:tc>
@@ -29108,7 +29108,7 @@
             </w:pPr>
             <w:r/>
             <w:r>
-              <w:t>737.75</w:t>
+              <w:t>740.00</w:t>
             </w:r>
           </w:p>
         </w:tc>
@@ -29136,7 +29136,7 @@
             </w:pPr>
             <w:r/>
             <w:r>
-              <w:t>719.75</w:t>
+              <w:t>722.00</w:t>
             </w:r>
           </w:p>
         </w:tc>
@@ -29167,7 +29167,7 @@
               <w:rPr>
                 <w:b/>
               </w:rPr>
-              <w:t>727.75</w:t>
+              <w:t>730.00</w:t>
             </w:r>
           </w:p>
         </w:tc>
@@ -29315,7 +29315,7 @@
             </w:pPr>
             <w:r/>
             <w:r>
-              <w:t>727.75</w:t>
+              <w:t>730.00</w:t>
             </w:r>
           </w:p>
         </w:tc>
@@ -29343,7 +29343,7 @@
             </w:pPr>
             <w:r/>
             <w:r>
-              <w:t>734.25</w:t>
+              <w:t>736.50</w:t>
             </w:r>
           </w:p>
         </w:tc>
@@ -29371,7 +29371,7 @@
             </w:pPr>
             <w:r/>
             <w:r>
-              <w:t>719.25</w:t>
+              <w:t>721.50</w:t>
             </w:r>
           </w:p>
         </w:tc>
@@ -29402,7 +29402,7 @@
               <w:rPr>
                 <w:b/>
               </w:rPr>
-              <w:t>728.25</w:t>
+              <w:t>730.50</w:t>
             </w:r>
           </w:p>
         </w:tc>
@@ -29550,7 +29550,7 @@
             </w:pPr>
             <w:r/>
             <w:r>
-              <w:t>728.25</w:t>
+              <w:t>730.50</w:t>
             </w:r>
           </w:p>
         </w:tc>
@@ -29578,7 +29578,7 @@
             </w:pPr>
             <w:r/>
             <w:r>
-              <w:t>739.25</w:t>
+              <w:t>741.50</w:t>
             </w:r>
           </w:p>
         </w:tc>
@@ -29606,7 +29606,7 @@
             </w:pPr>
             <w:r/>
             <w:r>
-              <w:t>716.50</w:t>
+              <w:t>718.75</w:t>
             </w:r>
           </w:p>
         </w:tc>
@@ -29637,7 +29637,7 @@
               <w:rPr>
                 <w:b/>
               </w:rPr>
-              <w:t>731.75</w:t>
+              <w:t>734.00</w:t>
             </w:r>
           </w:p>
         </w:tc>
@@ -29785,7 +29785,7 @@
             </w:pPr>
             <w:r/>
             <w:r>
-              <w:t>731.75</w:t>
+              <w:t>734.00</w:t>
             </w:r>
           </w:p>
         </w:tc>
@@ -29813,7 +29813,7 @@
             </w:pPr>
             <w:r/>
             <w:r>
-              <w:t>737.25</w:t>
+              <w:t>739.50</w:t>
             </w:r>
           </w:p>
         </w:tc>
@@ -29841,7 +29841,7 @@
             </w:pPr>
             <w:r/>
             <w:r>
-              <w:t>724.00</w:t>
+              <w:t>726.25</w:t>
             </w:r>
           </w:p>
         </w:tc>
@@ -29872,7 +29872,7 @@
               <w:rPr>
                 <w:b/>
               </w:rPr>
-              <w:t>732.50</w:t>
+              <w:t>734.75</w:t>
             </w:r>
           </w:p>
         </w:tc>
@@ -30020,7 +30020,7 @@
             </w:pPr>
             <w:r/>
             <w:r>
-              <w:t>732.50</w:t>
+              <w:t>734.75</w:t>
             </w:r>
           </w:p>
         </w:tc>
@@ -30048,7 +30048,7 @@
             </w:pPr>
             <w:r/>
             <w:r>
-              <w:t>741.75</w:t>
+              <w:t>744.00</w:t>
             </w:r>
           </w:p>
         </w:tc>
@@ -30076,7 +30076,7 @@
             </w:pPr>
             <w:r/>
             <w:r>
-              <w:t>726.00</w:t>
+              <w:t>728.25</w:t>
             </w:r>
           </w:p>
         </w:tc>
@@ -30107,7 +30107,7 @@
               <w:rPr>
                 <w:b/>
               </w:rPr>
-              <w:t>731.75</w:t>
+              <w:t>734.00</w:t>
             </w:r>
           </w:p>
         </w:tc>
@@ -30255,7 +30255,7 @@
             </w:pPr>
             <w:r/>
             <w:r>
-              <w:t>731.75</w:t>
+              <w:t>734.00</w:t>
             </w:r>
           </w:p>
         </w:tc>
@@ -30283,7 +30283,7 @@
             </w:pPr>
             <w:r/>
             <w:r>
-              <w:t>739.25</w:t>
+              <w:t>741.50</w:t>
             </w:r>
           </w:p>
         </w:tc>
@@ -30311,7 +30311,7 @@
             </w:pPr>
             <w:r/>
             <w:r>
-              <w:t>725.75</w:t>
+              <w:t>728.00</w:t>
             </w:r>
           </w:p>
         </w:tc>
@@ -30342,7 +30342,7 @@
               <w:rPr>
                 <w:b/>
               </w:rPr>
-              <w:t>730.75</w:t>
+              <w:t>733.00</w:t>
             </w:r>
           </w:p>
         </w:tc>
@@ -30490,7 +30490,7 @@
             </w:pPr>
             <w:r/>
             <w:r>
-              <w:t>730.75</w:t>
+              <w:t>733.00</w:t>
             </w:r>
           </w:p>
         </w:tc>
@@ -30518,7 +30518,7 @@
             </w:pPr>
             <w:r/>
             <w:r>
-              <w:t>737.75</w:t>
+              <w:t>740.00</w:t>
             </w:r>
           </w:p>
         </w:tc>
@@ -30546,7 +30546,7 @@
             </w:pPr>
             <w:r/>
             <w:r>
-              <w:t>717.25</w:t>
+              <w:t>719.50</w:t>
             </w:r>
           </w:p>
         </w:tc>
@@ -30577,7 +30577,7 @@
               <w:rPr>
                 <w:b/>
               </w:rPr>
-              <w:t>731.50</w:t>
+              <w:t>733.75</w:t>
             </w:r>
           </w:p>
         </w:tc>
@@ -30725,7 +30725,7 @@
             </w:pPr>
             <w:r/>
             <w:r>
-              <w:t>731.50</w:t>
+              <w:t>733.75</w:t>
             </w:r>
           </w:p>
         </w:tc>
@@ -30753,7 +30753,7 @@
             </w:pPr>
             <w:r/>
             <w:r>
-              <w:t>740.75</w:t>
+              <w:t>743.00</w:t>
             </w:r>
           </w:p>
         </w:tc>
@@ -30781,7 +30781,7 @@
             </w:pPr>
             <w:r/>
             <w:r>
-              <w:t>724.25</w:t>
+              <w:t>726.50</w:t>
             </w:r>
           </w:p>
         </w:tc>
@@ -30812,7 +30812,7 @@
               <w:rPr>
                 <w:b/>
               </w:rPr>
-              <w:t>731.25</w:t>
+              <w:t>733.50</w:t>
             </w:r>
           </w:p>
         </w:tc>
@@ -30960,7 +30960,7 @@
             </w:pPr>
             <w:r/>
             <w:r>
-              <w:t>731.25</w:t>
+              <w:t>733.50</w:t>
             </w:r>
           </w:p>
         </w:tc>
@@ -30988,7 +30988,7 @@
             </w:pPr>
             <w:r/>
             <w:r>
-              <w:t>739.75</w:t>
+              <w:t>742.00</w:t>
             </w:r>
           </w:p>
         </w:tc>
@@ -31016,7 +31016,7 @@
             </w:pPr>
             <w:r/>
             <w:r>
-              <w:t>717.25</w:t>
+              <w:t>719.50</w:t>
             </w:r>
           </w:p>
         </w:tc>
@@ -31047,7 +31047,7 @@
               <w:rPr>
                 <w:b/>
               </w:rPr>
-              <w:t>733.00</w:t>
+              <w:t>735.25</w:t>
             </w:r>
           </w:p>
         </w:tc>
@@ -31195,7 +31195,7 @@
             </w:pPr>
             <w:r/>
             <w:r>
-              <w:t>733.00</w:t>
+              <w:t>735.25</w:t>
             </w:r>
           </w:p>
         </w:tc>
@@ -31223,7 +31223,7 @@
             </w:pPr>
             <w:r/>
             <w:r>
-              <w:t>739.25</w:t>
+              <w:t>741.50</w:t>
             </w:r>
           </w:p>
         </w:tc>
@@ -31251,7 +31251,7 @@
             </w:pPr>
             <w:r/>
             <w:r>
-              <w:t>726.50</w:t>
+              <w:t>728.75</w:t>
             </w:r>
           </w:p>
         </w:tc>
@@ -31282,7 +31282,7 @@
               <w:rPr>
                 <w:b/>
               </w:rPr>
-              <w:t>732.25</w:t>
+              <w:t>734.50</w:t>
             </w:r>
           </w:p>
         </w:tc>
